--- a/docs/qa/Track-3-Approvals-and-Platform-Communications.docx
+++ b/docs/qa/Track-3-Approvals-and-Platform-Communications.docx
@@ -2370,7 +2370,7 @@
           <w:sz w:val="21"/>
           <w:szCs w:val="21"/>
         </w:rPr>
-        <w:t xml:space="preserve">"B1 - the invite email never arrives"</w:t>
+        <w:t xml:space="preserve">"B1 - the first thing you try does not work"</w:t>
       </w:r>
       <w:r>
         <w:rPr>
